--- a/tillsyn/A 59143-2025 tillsynsbegäran.docx
+++ b/tillsyn/A 59143-2025 tillsynsbegäran.docx
@@ -289,7 +289,7 @@
     <w:r>
       <w:tab/>
       <w:tab/>
-      <w:t>2026-09-14</w:t>
+      <w:t>2026-09-15</w:t>
       <w:br/>
       <w:br/>
     </w:r>

--- a/tillsyn/A 59143-2025 tillsynsbegäran.docx
+++ b/tillsyn/A 59143-2025 tillsynsbegäran.docx
@@ -289,7 +289,7 @@
     <w:r>
       <w:tab/>
       <w:tab/>
-      <w:t>2026-09-15</w:t>
+      <w:t>2026-09-16</w:t>
       <w:br/>
       <w:br/>
     </w:r>

--- a/tillsyn/A 59143-2025 tillsynsbegäran.docx
+++ b/tillsyn/A 59143-2025 tillsynsbegäran.docx
@@ -289,7 +289,7 @@
     <w:r>
       <w:tab/>
       <w:tab/>
-      <w:t>2026-09-16</w:t>
+      <w:t>2026-09-17</w:t>
       <w:br/>
       <w:br/>
     </w:r>

--- a/tillsyn/A 59143-2025 tillsynsbegäran.docx
+++ b/tillsyn/A 59143-2025 tillsynsbegäran.docx
@@ -289,7 +289,7 @@
     <w:r>
       <w:tab/>
       <w:tab/>
-      <w:t>2026-09-17</w:t>
+      <w:t>2026-09-18</w:t>
       <w:br/>
       <w:br/>
     </w:r>

--- a/tillsyn/A 59143-2025 tillsynsbegäran.docx
+++ b/tillsyn/A 59143-2025 tillsynsbegäran.docx
@@ -289,7 +289,7 @@
     <w:r>
       <w:tab/>
       <w:tab/>
-      <w:t>2026-09-18</w:t>
+      <w:t>2026-09-19</w:t>
       <w:br/>
       <w:br/>
     </w:r>

--- a/tillsyn/A 59143-2025 tillsynsbegäran.docx
+++ b/tillsyn/A 59143-2025 tillsynsbegäran.docx
@@ -289,7 +289,7 @@
     <w:r>
       <w:tab/>
       <w:tab/>
-      <w:t>2026-09-19</w:t>
+      <w:t>2026-09-21</w:t>
       <w:br/>
       <w:br/>
     </w:r>

--- a/tillsyn/A 59143-2025 tillsynsbegäran.docx
+++ b/tillsyn/A 59143-2025 tillsynsbegäran.docx
@@ -289,7 +289,7 @@
     <w:r>
       <w:tab/>
       <w:tab/>
-      <w:t>2026-09-21</w:t>
+      <w:t>2026-09-23</w:t>
       <w:br/>
       <w:br/>
     </w:r>

--- a/tillsyn/A 59143-2025 tillsynsbegäran.docx
+++ b/tillsyn/A 59143-2025 tillsynsbegäran.docx
@@ -289,7 +289,7 @@
     <w:r>
       <w:tab/>
       <w:tab/>
-      <w:t>2026-09-23</w:t>
+      <w:t>2026-09-24</w:t>
       <w:br/>
       <w:br/>
     </w:r>

--- a/tillsyn/A 59143-2025 tillsynsbegäran.docx
+++ b/tillsyn/A 59143-2025 tillsynsbegäran.docx
@@ -289,7 +289,7 @@
     <w:r>
       <w:tab/>
       <w:tab/>
-      <w:t>2026-09-24</w:t>
+      <w:t>2026-09-25</w:t>
       <w:br/>
       <w:br/>
     </w:r>

--- a/tillsyn/A 59143-2025 tillsynsbegäran.docx
+++ b/tillsyn/A 59143-2025 tillsynsbegäran.docx
@@ -289,7 +289,7 @@
     <w:r>
       <w:tab/>
       <w:tab/>
-      <w:t>2026-09-25</w:t>
+      <w:t>2026-09-26</w:t>
       <w:br/>
       <w:br/>
     </w:r>

--- a/tillsyn/A 59143-2025 tillsynsbegäran.docx
+++ b/tillsyn/A 59143-2025 tillsynsbegäran.docx
@@ -289,7 +289,7 @@
     <w:r>
       <w:tab/>
       <w:tab/>
-      <w:t>2026-09-26</w:t>
+      <w:t>2026-09-27</w:t>
       <w:br/>
       <w:br/>
     </w:r>

--- a/tillsyn/A 59143-2025 tillsynsbegäran.docx
+++ b/tillsyn/A 59143-2025 tillsynsbegäran.docx
@@ -65,7 +65,7 @@
     </w:p>
     <w:p>
       <w:r>
-        <w:t>I och inom 10 meter från avverkningsanmälan finns fynd av 2 naturvårdsarter, varav 1 är fridlyst, 1 är typisk (T) och 1 är signalart (S): grönpyrola (S, T) och fiskgjuse (§4). Se Figur 1.</w:t>
+        <w:t>I och inom 10 meter från avverkningsanmälan finns fynd av 3 naturvårdsarter, varav 2 är fridlysta, 2 är typiska (T) och 1 är signalart (S): grönpyrola (S, T), järpe (T, §4) och fiskgjuse (§4). Se Figur 1.</w:t>
       </w:r>
     </w:p>
     <w:p>
@@ -96,7 +96,7 @@
     </w:p>
     <w:p>
       <w:r>
-        <w:t>Nedan följer beskrivningar av de naturvårdsarter och fridlysta arter som har sina livsmiljöer och växtplatser i den avverkningsanmälda skogen. De påträffade naturvårdsarterna är ett tydligt kvitto på att det rör sig om en skog med höga naturvärden.</w:t>
+        <w:t>Nedan följer beskrivningar av de naturvårdsarter och fridlysta arter som har sina livsmiljöer och växtplatser i den avverkningsanmälda skogen. Se även ytterligare artfakta i BILAGA 1. De påträffade naturvårdsarterna är ett tydligt kvitto på att det rör sig om en skog med höga naturvärden.</w:t>
       </w:r>
     </w:p>
     <w:p>
@@ -133,6 +133,35 @@
         <w:rPr>
           <w:b/>
         </w:rPr>
+        <w:t>Järpe (§4)</w:t>
+      </w:r>
+      <w:r>
+        <w:t xml:space="preserve">, som är upptagen i bilaga 1 och 2 EU:s fågeldirektiv, är mycket stationär inom sitt revir som är minst 25 hektar stort. Livsmiljöerna utgörs av tät barrskog med inblandning av lövträd och en väl utvecklad flerskiktad struktur med bärris och yngre eller undertryckta, täta granar i ett lägre skikt, ofta utmed bäckar och åar inne i den skyddande granskogen. Den överlever inte om dess livsmiljö kalavverkas och är även känslig för röjning, gallring och avverkning där unga granar och lövträd inte sparas i tillräcklig omfattning. Arten finns i sammanhängande grandominerad skog över hela Sverige men förekomsterna är betydligt glesare i Götaland än i övriga landet. Järpe är typisk art för </w:t>
+      </w:r>
+      <w:r>
+        <w:rPr>
+          <w:i/>
+        </w:rPr>
+        <w:t xml:space="preserve">9010 Taiga, 9080 Lövsumpskog </w:t>
+      </w:r>
+      <w:r>
+        <w:t xml:space="preserve">och </w:t>
+      </w:r>
+      <w:r>
+        <w:rPr>
+          <w:i/>
+        </w:rPr>
+        <w:t xml:space="preserve">9740 Skogsbevuxen myr </w:t>
+      </w:r>
+      <w:r>
+        <w:t>(SLU Artdatabanken, 2026).</w:t>
+      </w:r>
+    </w:p>
+    <w:p>
+      <w:r>
+        <w:rPr>
+          <w:b/>
+        </w:rPr>
         <w:t>Fiskgjuse (§4)</w:t>
       </w:r>
       <w:r>
@@ -159,6 +188,77 @@
       </w:r>
       <w:r>
         <w:t>(artikel 1). Vidare att de åtgärder som vidtas inte får leda till en försämring av den nuvarande situationen beträffande bevarandet av de fågelarter som avses i artikel 1 (artikel 13). Fågeldirektivet är styrande för tillsynsansvariga myndigheters ärendehantering, ställningstaganden och beslutsfattande.</w:t>
+      </w:r>
+    </w:p>
+    <w:p>
+      <w:r>
+        <w:br w:type="page"/>
+      </w:r>
+    </w:p>
+    <w:p>
+      <w:pPr>
+        <w:pStyle w:val="Title"/>
+      </w:pPr>
+      <w:r>
+        <w:t>BILAGA 1 – Fridlysta arter</w:t>
+      </w:r>
+    </w:p>
+    <w:p>
+      <w:pPr>
+        <w:pStyle w:val="Heading1"/>
+      </w:pPr>
+      <w:r>
+        <w:t>Järpe – ekologi samt krav på livsmiljön</w:t>
+      </w:r>
+    </w:p>
+    <w:p>
+      <w:r>
+        <w:t>Järpe är fridlyst enligt 4§ artskyddsförordningen och upptagen i bilaga 1 och 2 EU:s fågeldirektiv. Den finns i sammanhängande grandominerad skog över hela Sverige men förekomsterna är betydligt glesare i Götaland än i övriga landet. Järpen har sina livsmiljöer i tät barrskog med inblandning av lövträd och en väl utvecklad flerskiktad struktur med bärris och yngre eller undertryckta, täta granar i ett lägre skikt, ofta utmed bäckar och åar inne i den skyddande granskogen (SLU Artdatabanken, 2026).</w:t>
+      </w:r>
+    </w:p>
+    <w:p>
+      <w:r>
+        <w:t xml:space="preserve">Arten behöver lämpliga skogsbestånd om sammanlagt minst 25 hektar. Den är mycket stationär inom sitt revir och när ett par etablerat sig stannar de så länge miljön är intakt. Den undviker öppen mark och förﬂyttar sig sällan över större öppna myrar eller åkermark, och är därför känslig för fragmentering. Järpen överlever inte om dess livsmiljö kalavverkas och är även känslig för röjning, gallring och avverkning där unga granar och lövträd inte sparas i tillräcklig omfattning.  Järpe är typisk art för </w:t>
+      </w:r>
+      <w:r>
+        <w:rPr>
+          <w:i/>
+        </w:rPr>
+        <w:t>9010 Taiga, 9740 Skogsbevuxen myr</w:t>
+      </w:r>
+      <w:r>
+        <w:t xml:space="preserve"> och </w:t>
+      </w:r>
+      <w:r>
+        <w:rPr>
+          <w:i/>
+        </w:rPr>
+        <w:t>9080 Lövsumpskog</w:t>
+      </w:r>
+      <w:r>
+        <w:t xml:space="preserve"> (SLU Artdatabanken, 2026).</w:t>
+      </w:r>
+    </w:p>
+    <w:p>
+      <w:pPr>
+        <w:pStyle w:val="Heading2"/>
+      </w:pPr>
+      <w:r>
+        <w:t>Referenser – järpe</w:t>
+      </w:r>
+    </w:p>
+    <w:p>
+      <w:r>
+        <w:t xml:space="preserve">SLU Artdatabanken, 2026. </w:t>
+      </w:r>
+      <w:r>
+        <w:rPr>
+          <w:i/>
+        </w:rPr>
+        <w:t xml:space="preserve">Artfaktablad. Naturvård – artfakta. </w:t>
+      </w:r>
+      <w:r>
+        <w:t>SLU Artdatabanken, Uppsala</w:t>
       </w:r>
     </w:p>
     <w:sectPr>
@@ -289,7 +389,7 @@
     <w:r>
       <w:tab/>
       <w:tab/>
-      <w:t>2026-09-27</w:t>
+      <w:t>2026-09-28</w:t>
       <w:br/>
       <w:br/>
     </w:r>

--- a/tillsyn/A 59143-2025 tillsynsbegäran.docx
+++ b/tillsyn/A 59143-2025 tillsynsbegäran.docx
@@ -389,7 +389,7 @@
     <w:r>
       <w:tab/>
       <w:tab/>
-      <w:t>2026-09-28</w:t>
+      <w:t>2026-09-29</w:t>
       <w:br/>
       <w:br/>
     </w:r>

--- a/tillsyn/A 59143-2025 tillsynsbegäran.docx
+++ b/tillsyn/A 59143-2025 tillsynsbegäran.docx
@@ -389,7 +389,7 @@
     <w:r>
       <w:tab/>
       <w:tab/>
-      <w:t>2026-09-29</w:t>
+      <w:t>2026-09-30</w:t>
       <w:br/>
       <w:br/>
     </w:r>

--- a/tillsyn/A 59143-2025 tillsynsbegäran.docx
+++ b/tillsyn/A 59143-2025 tillsynsbegäran.docx
@@ -389,7 +389,7 @@
     <w:r>
       <w:tab/>
       <w:tab/>
-      <w:t>2026-09-30</w:t>
+      <w:t>2026-10-01</w:t>
       <w:br/>
       <w:br/>
     </w:r>

--- a/tillsyn/A 59143-2025 tillsynsbegäran.docx
+++ b/tillsyn/A 59143-2025 tillsynsbegäran.docx
@@ -389,7 +389,7 @@
     <w:r>
       <w:tab/>
       <w:tab/>
-      <w:t>2026-10-01</w:t>
+      <w:t>2026-10-02</w:t>
       <w:br/>
       <w:br/>
     </w:r>

--- a/tillsyn/A 59143-2025 tillsynsbegäran.docx
+++ b/tillsyn/A 59143-2025 tillsynsbegäran.docx
@@ -389,7 +389,7 @@
     <w:r>
       <w:tab/>
       <w:tab/>
-      <w:t>2026-10-02</w:t>
+      <w:t>2026-10-03</w:t>
       <w:br/>
       <w:br/>
     </w:r>

--- a/tillsyn/A 59143-2025 tillsynsbegäran.docx
+++ b/tillsyn/A 59143-2025 tillsynsbegäran.docx
@@ -65,7 +65,7 @@
     </w:p>
     <w:p>
       <w:r>
-        <w:t>I och inom 10 meter från avverkningsanmälan finns fynd av 3 naturvårdsarter, varav 2 är fridlysta, 2 är typiska (T) och 1 är signalart (S): grönpyrola (S, T), järpe (T, §4) och fiskgjuse (§4). Se Figur 1.</w:t>
+        <w:t>I och inom 10 meter från avverkningsanmälan finns fynd av 4 naturvårdsarter, varav 3 är fridlysta, 3 är typiska (T) och 1 är signalart (S): grönpyrola (S, T), järpe (T, §4), tjäder (T, §4) och fiskgjuse (§4). Se Figur 1.</w:t>
       </w:r>
     </w:p>
     <w:p>
@@ -155,6 +155,35 @@
       </w:r>
       <w:r>
         <w:t>(SLU Artdatabanken, 2026).</w:t>
+      </w:r>
+    </w:p>
+    <w:p>
+      <w:r>
+        <w:rPr>
+          <w:b/>
+        </w:rPr>
+        <w:t>Tjäder (§4)</w:t>
+      </w:r>
+      <w:r>
+        <w:t xml:space="preserve"> omfattas av bilaga 1 och 2 EU:s fågeldirektiv och är typisk art för </w:t>
+      </w:r>
+      <w:r>
+        <w:rPr>
+          <w:i/>
+        </w:rPr>
+        <w:t xml:space="preserve">9010 Taiga </w:t>
+      </w:r>
+      <w:r>
+        <w:t xml:space="preserve">och </w:t>
+      </w:r>
+      <w:r>
+        <w:rPr>
+          <w:i/>
+        </w:rPr>
+        <w:t>9740 Skogsbevuxen myr</w:t>
+      </w:r>
+      <w:r>
+        <w:t>. Tjädern är en utpräglad skogsfågel knuten till större sammanhängande barrskogsområden. Tupparna och hönorna utnyttjar till viss del olika miljöer, och habitatvalet varierar dessutom mellan olika delar av året. För att det ska finnas livskraftiga tjäderbestånd krävs funktionella skogslandskap med en blandning av uppvuxen, gles och luckig skog, täta sumpskogar, myrar och andra små våtmarker. Arten försvinner när skogen fragmenteras och den sammanlagda arealen hyggen och andra öppna områden blir för stor. Ett småskaligt och försiktigt virkesuttag genom hyggesfria metoder kan i vissa fall vara möjligt i området inom 200 m från lekcentrum. Längre ut från lekcentrum, inom 200–500 m bör den avverkade ytan inte överskrida 1 hektar för att undvika alltför stora och snabba förändringar (Skogsstyrelsen, 2019; SLU Artdatabanken, 2024).</w:t>
       </w:r>
     </w:p>
     <w:p>
@@ -261,6 +290,75 @@
         <w:t>SLU Artdatabanken, Uppsala</w:t>
       </w:r>
     </w:p>
+    <w:p>
+      <w:pPr>
+        <w:pStyle w:val="Heading1"/>
+      </w:pPr>
+      <w:r>
+        <w:t>Tjäder – ekologi samt krav på livsmiljön</w:t>
+      </w:r>
+    </w:p>
+    <w:p>
+      <w:r>
+        <w:t xml:space="preserve">Tjäder (§4) omfattas av bilaga 1 och 2 EU:s fågeldirektiv och är typisk art för </w:t>
+      </w:r>
+      <w:r>
+        <w:rPr>
+          <w:i/>
+        </w:rPr>
+        <w:t xml:space="preserve">9010 Taiga </w:t>
+      </w:r>
+      <w:r>
+        <w:t xml:space="preserve">och </w:t>
+      </w:r>
+      <w:r>
+        <w:rPr>
+          <w:i/>
+        </w:rPr>
+        <w:t>9740 Skogsbevuxen myr</w:t>
+      </w:r>
+      <w:r>
+        <w:t>. Tjädern är en utpräglad skogsfågel knuten till större sammanhängande barrskogsområden. Tupparna och hönorna utnyttjar till viss del olika miljöer, och habitatvalet varierar dessutom mellan olika delar av året. För att det ska finnas livskraftiga tjäderbestånd krävs funktionella skogslandskap med en blandning av uppvuxen, gles och luckig skog, täta sumpskogar, myrar och andra små våtmarker (Skogsstyrelsen, 2019; SLU Artdatabanken 2024).</w:t>
+      </w:r>
+    </w:p>
+    <w:p>
+      <w:r>
+        <w:t>Arten försvinner när skogen fragmenteras och den sammanlagda arealen hyggen och andra öppna områden blir för stor. Ett småskaligt och försiktigt virkesuttag genom hyggesfria metoder kan i vissa fall vara möjligt i området inom 200 m från lekcentrum. Längre ut från lekcentrum, inom 200–500 m bör den avverkade ytan inte överskrida 1 hektar för att undvika alltför stora och snabba förändringar (Skogsstyrelsen, 2019).</w:t>
+      </w:r>
+    </w:p>
+    <w:p>
+      <w:pPr>
+        <w:pStyle w:val="Heading2"/>
+      </w:pPr>
+      <w:r>
+        <w:t>Referenser – tjäder</w:t>
+      </w:r>
+    </w:p>
+    <w:p>
+      <w:r>
+        <w:t xml:space="preserve">Skogsstyrelsen, 2019. </w:t>
+      </w:r>
+      <w:r>
+        <w:rPr>
+          <w:i/>
+        </w:rPr>
+        <w:t>Vägledning för hänsyn till fåglar – tjäder.</w:t>
+      </w:r>
+    </w:p>
+    <w:p>
+      <w:r>
+        <w:t xml:space="preserve">SLU Artdatabanken, 2024. </w:t>
+      </w:r>
+      <w:r>
+        <w:rPr>
+          <w:i/>
+        </w:rPr>
+        <w:t xml:space="preserve">Artfaktablad. Naturvård – artfakta. </w:t>
+      </w:r>
+      <w:r>
+        <w:t>SLU Artdatabanken, Uppsala</w:t>
+      </w:r>
+    </w:p>
     <w:sectPr>
       <w:headerReference w:type="even" r:id="rId8"/>
       <w:headerReference w:type="default" r:id="rId9"/>
@@ -389,7 +487,7 @@
     <w:r>
       <w:tab/>
       <w:tab/>
-      <w:t>2026-10-03</w:t>
+      <w:t>2026-10-04</w:t>
       <w:br/>
       <w:br/>
     </w:r>

--- a/tillsyn/A 59143-2025 tillsynsbegäran.docx
+++ b/tillsyn/A 59143-2025 tillsynsbegäran.docx
@@ -487,7 +487,7 @@
     <w:r>
       <w:tab/>
       <w:tab/>
-      <w:t>2026-10-04</w:t>
+      <w:t>2026-10-05</w:t>
       <w:br/>
       <w:br/>
     </w:r>

--- a/tillsyn/A 59143-2025 tillsynsbegäran.docx
+++ b/tillsyn/A 59143-2025 tillsynsbegäran.docx
@@ -487,7 +487,7 @@
     <w:r>
       <w:tab/>
       <w:tab/>
-      <w:t>2026-10-05</w:t>
+      <w:t>2026-10-06</w:t>
       <w:br/>
       <w:br/>
     </w:r>

--- a/tillsyn/A 59143-2025 tillsynsbegäran.docx
+++ b/tillsyn/A 59143-2025 tillsynsbegäran.docx
@@ -487,7 +487,7 @@
     <w:r>
       <w:tab/>
       <w:tab/>
-      <w:t>2026-10-06</w:t>
+      <w:t>2026-10-07</w:t>
       <w:br/>
       <w:br/>
     </w:r>

--- a/tillsyn/A 59143-2025 tillsynsbegäran.docx
+++ b/tillsyn/A 59143-2025 tillsynsbegäran.docx
@@ -487,7 +487,7 @@
     <w:r>
       <w:tab/>
       <w:tab/>
-      <w:t>2026-10-07</w:t>
+      <w:t>2026-10-08</w:t>
       <w:br/>
       <w:br/>
     </w:r>

--- a/tillsyn/A 59143-2025 tillsynsbegäran.docx
+++ b/tillsyn/A 59143-2025 tillsynsbegäran.docx
@@ -487,7 +487,7 @@
     <w:r>
       <w:tab/>
       <w:tab/>
-      <w:t>2026-10-08</w:t>
+      <w:t>2026-10-09</w:t>
       <w:br/>
       <w:br/>
     </w:r>

--- a/tillsyn/A 59143-2025 tillsynsbegäran.docx
+++ b/tillsyn/A 59143-2025 tillsynsbegäran.docx
@@ -487,7 +487,7 @@
     <w:r>
       <w:tab/>
       <w:tab/>
-      <w:t>2026-10-09</w:t>
+      <w:t>2026-10-10</w:t>
       <w:br/>
       <w:br/>
     </w:r>

--- a/tillsyn/A 59143-2025 tillsynsbegäran.docx
+++ b/tillsyn/A 59143-2025 tillsynsbegäran.docx
@@ -487,7 +487,7 @@
     <w:r>
       <w:tab/>
       <w:tab/>
-      <w:t>2026-10-10</w:t>
+      <w:t>2026-10-11</w:t>
       <w:br/>
       <w:br/>
     </w:r>

--- a/tillsyn/A 59143-2025 tillsynsbegäran.docx
+++ b/tillsyn/A 59143-2025 tillsynsbegäran.docx
@@ -487,7 +487,7 @@
     <w:r>
       <w:tab/>
       <w:tab/>
-      <w:t>2026-10-11</w:t>
+      <w:t>2026-10-12</w:t>
       <w:br/>
       <w:br/>
     </w:r>

--- a/tillsyn/A 59143-2025 tillsynsbegäran.docx
+++ b/tillsyn/A 59143-2025 tillsynsbegäran.docx
@@ -487,7 +487,7 @@
     <w:r>
       <w:tab/>
       <w:tab/>
-      <w:t>2026-10-12</w:t>
+      <w:t>2026-10-13</w:t>
       <w:br/>
       <w:br/>
     </w:r>

--- a/tillsyn/A 59143-2025 tillsynsbegäran.docx
+++ b/tillsyn/A 59143-2025 tillsynsbegäran.docx
@@ -487,7 +487,7 @@
     <w:r>
       <w:tab/>
       <w:tab/>
-      <w:t>2026-10-13</w:t>
+      <w:t>2026-10-14</w:t>
       <w:br/>
       <w:br/>
     </w:r>

--- a/tillsyn/A 59143-2025 tillsynsbegäran.docx
+++ b/tillsyn/A 59143-2025 tillsynsbegäran.docx
@@ -487,7 +487,7 @@
     <w:r>
       <w:tab/>
       <w:tab/>
-      <w:t>2026-10-14</w:t>
+      <w:t>2026-10-15</w:t>
       <w:br/>
       <w:br/>
     </w:r>

--- a/tillsyn/A 59143-2025 tillsynsbegäran.docx
+++ b/tillsyn/A 59143-2025 tillsynsbegäran.docx
@@ -487,7 +487,7 @@
     <w:r>
       <w:tab/>
       <w:tab/>
-      <w:t>2026-10-15</w:t>
+      <w:t>2026-10-16</w:t>
       <w:br/>
       <w:br/>
     </w:r>

--- a/tillsyn/A 59143-2025 tillsynsbegäran.docx
+++ b/tillsyn/A 59143-2025 tillsynsbegäran.docx
@@ -487,7 +487,7 @@
     <w:r>
       <w:tab/>
       <w:tab/>
-      <w:t>2026-10-16</w:t>
+      <w:t>2026-10-17</w:t>
       <w:br/>
       <w:br/>
     </w:r>

--- a/tillsyn/A 59143-2025 tillsynsbegäran.docx
+++ b/tillsyn/A 59143-2025 tillsynsbegäran.docx
@@ -487,7 +487,7 @@
     <w:r>
       <w:tab/>
       <w:tab/>
-      <w:t>2026-10-17</w:t>
+      <w:t>2026-10-18</w:t>
       <w:br/>
       <w:br/>
     </w:r>

--- a/tillsyn/A 59143-2025 tillsynsbegäran.docx
+++ b/tillsyn/A 59143-2025 tillsynsbegäran.docx
@@ -487,7 +487,7 @@
     <w:r>
       <w:tab/>
       <w:tab/>
-      <w:t>2026-10-18</w:t>
+      <w:t>2026-10-19</w:t>
       <w:br/>
       <w:br/>
     </w:r>

--- a/tillsyn/A 59143-2025 tillsynsbegäran.docx
+++ b/tillsyn/A 59143-2025 tillsynsbegäran.docx
@@ -487,7 +487,7 @@
     <w:r>
       <w:tab/>
       <w:tab/>
-      <w:t>2026-10-19</w:t>
+      <w:t>2026-10-20</w:t>
       <w:br/>
       <w:br/>
     </w:r>

--- a/tillsyn/A 59143-2025 tillsynsbegäran.docx
+++ b/tillsyn/A 59143-2025 tillsynsbegäran.docx
@@ -487,7 +487,7 @@
     <w:r>
       <w:tab/>
       <w:tab/>
-      <w:t>2026-10-20</w:t>
+      <w:t>2026-10-21</w:t>
       <w:br/>
       <w:br/>
     </w:r>

--- a/tillsyn/A 59143-2025 tillsynsbegäran.docx
+++ b/tillsyn/A 59143-2025 tillsynsbegäran.docx
@@ -487,7 +487,7 @@
     <w:r>
       <w:tab/>
       <w:tab/>
-      <w:t>2026-10-21</w:t>
+      <w:t>2026-10-22</w:t>
       <w:br/>
       <w:br/>
     </w:r>

--- a/tillsyn/A 59143-2025 tillsynsbegäran.docx
+++ b/tillsyn/A 59143-2025 tillsynsbegäran.docx
@@ -487,7 +487,7 @@
     <w:r>
       <w:tab/>
       <w:tab/>
-      <w:t>2026-10-22</w:t>
+      <w:t>2026-10-23</w:t>
       <w:br/>
       <w:br/>
     </w:r>

--- a/tillsyn/A 59143-2025 tillsynsbegäran.docx
+++ b/tillsyn/A 59143-2025 tillsynsbegäran.docx
@@ -487,7 +487,7 @@
     <w:r>
       <w:tab/>
       <w:tab/>
-      <w:t>2026-10-23</w:t>
+      <w:t>2026-10-24</w:t>
       <w:br/>
       <w:br/>
     </w:r>

--- a/tillsyn/A 59143-2025 tillsynsbegäran.docx
+++ b/tillsyn/A 59143-2025 tillsynsbegäran.docx
@@ -487,7 +487,7 @@
     <w:r>
       <w:tab/>
       <w:tab/>
-      <w:t>2026-10-24</w:t>
+      <w:t>2026-10-25</w:t>
       <w:br/>
       <w:br/>
     </w:r>

--- a/tillsyn/A 59143-2025 tillsynsbegäran.docx
+++ b/tillsyn/A 59143-2025 tillsynsbegäran.docx
@@ -487,7 +487,7 @@
     <w:r>
       <w:tab/>
       <w:tab/>
-      <w:t>2026-10-25</w:t>
+      <w:t>2026-10-26</w:t>
       <w:br/>
       <w:br/>
     </w:r>

--- a/tillsyn/A 59143-2025 tillsynsbegäran.docx
+++ b/tillsyn/A 59143-2025 tillsynsbegäran.docx
@@ -487,7 +487,7 @@
     <w:r>
       <w:tab/>
       <w:tab/>
-      <w:t>2026-10-26</w:t>
+      <w:t>2026-10-27</w:t>
       <w:br/>
       <w:br/>
     </w:r>

--- a/tillsyn/A 59143-2025 tillsynsbegäran.docx
+++ b/tillsyn/A 59143-2025 tillsynsbegäran.docx
@@ -487,7 +487,7 @@
     <w:r>
       <w:tab/>
       <w:tab/>
-      <w:t>2026-10-27</w:t>
+      <w:t>2026-10-28</w:t>
       <w:br/>
       <w:br/>
     </w:r>

--- a/tillsyn/A 59143-2025 tillsynsbegäran.docx
+++ b/tillsyn/A 59143-2025 tillsynsbegäran.docx
@@ -487,7 +487,7 @@
     <w:r>
       <w:tab/>
       <w:tab/>
-      <w:t>2026-10-28</w:t>
+      <w:t>2026-10-29</w:t>
       <w:br/>
       <w:br/>
     </w:r>

--- a/tillsyn/A 59143-2025 tillsynsbegäran.docx
+++ b/tillsyn/A 59143-2025 tillsynsbegäran.docx
@@ -487,7 +487,7 @@
     <w:r>
       <w:tab/>
       <w:tab/>
-      <w:t>2026-10-29</w:t>
+      <w:t>2026-10-31</w:t>
       <w:br/>
       <w:br/>
     </w:r>
